--- a/docs/docx/module/pop_gen_hwe_questions_only.docx
+++ b/docs/docx/module/pop_gen_hwe_questions_only.docx
@@ -15,7 +15,7 @@
         <w:pStyle w:val="Date"/>
       </w:pPr>
       <w:r>
-        <w:t xml:space="preserve">2026-08-26</w:t>
+        <w:t xml:space="preserve">2026-10-01</w:t>
       </w:r>
     </w:p>
     <w:tbl>

--- a/docs/docx/module/pop_gen_hwe_questions_only.docx
+++ b/docs/docx/module/pop_gen_hwe_questions_only.docx
@@ -15,7 +15,7 @@
         <w:pStyle w:val="Date"/>
       </w:pPr>
       <w:r>
-        <w:t xml:space="preserve">2026-10-01</w:t>
+        <w:t xml:space="preserve">2026-10-05</w:t>
       </w:r>
     </w:p>
     <w:tbl>

--- a/docs/docx/module/pop_gen_hwe_questions_only.docx
+++ b/docs/docx/module/pop_gen_hwe_questions_only.docx
@@ -15,7 +15,7 @@
         <w:pStyle w:val="Date"/>
       </w:pPr>
       <w:r>
-        <w:t xml:space="preserve">2026-10-05</w:t>
+        <w:t xml:space="preserve">2026-10-07</w:t>
       </w:r>
     </w:p>
     <w:tbl>

--- a/docs/docx/module/pop_gen_hwe_questions_only.docx
+++ b/docs/docx/module/pop_gen_hwe_questions_only.docx
@@ -15,7 +15,7 @@
         <w:pStyle w:val="Date"/>
       </w:pPr>
       <w:r>
-        <w:t xml:space="preserve">2026-10-07</w:t>
+        <w:t xml:space="preserve">2026-10-20</w:t>
       </w:r>
     </w:p>
     <w:tbl>

--- a/docs/docx/module/pop_gen_hwe_questions_only.docx
+++ b/docs/docx/module/pop_gen_hwe_questions_only.docx
@@ -15,7 +15,7 @@
         <w:pStyle w:val="Date"/>
       </w:pPr>
       <w:r>
-        <w:t xml:space="preserve">2026-10-20</w:t>
+        <w:t xml:space="preserve">2026-10-26</w:t>
       </w:r>
     </w:p>
     <w:tbl>

--- a/docs/docx/module/pop_gen_hwe_questions_only.docx
+++ b/docs/docx/module/pop_gen_hwe_questions_only.docx
@@ -15,7 +15,7 @@
         <w:pStyle w:val="Date"/>
       </w:pPr>
       <w:r>
-        <w:t xml:space="preserve">2026-10-26</w:t>
+        <w:t xml:space="preserve">2026-10-27</w:t>
       </w:r>
     </w:p>
     <w:tbl>
@@ -127,7 +127,7 @@
               </w:numPr>
             </w:pPr>
             <w:r>
-              <w:t xml:space="preserve">Compare the change in allele frequencies between the large and small population. Which population changed more, and why?</w:t>
+              <w:t xml:space="preserve">Compare the change in allele frequencies between the large (n=500) and small (n=50) populations. Which population changed more, and why?</w:t>
             </w:r>
           </w:p>
           <w:p>
@@ -151,7 +151,7 @@
               <w:t xml:space="preserve"> </w:t>
             </w:r>
             <w:r>
-              <w:t xml:space="preserve">occurs when one allele reaches an allele frequency = 1) Explain why drift is more pronounced in small populations.</w:t>
+              <w:t xml:space="preserve">occurs when one allele reaches an allele frequency = 1.) Why might drift be more pronounced in small populations?</w:t>
             </w:r>
           </w:p>
           <w:p>

--- a/docs/docx/module/pop_gen_hwe_questions_only.docx
+++ b/docs/docx/module/pop_gen_hwe_questions_only.docx
@@ -15,7 +15,7 @@
         <w:pStyle w:val="Date"/>
       </w:pPr>
       <w:r>
-        <w:t xml:space="preserve">2026-10-27</w:t>
+        <w:t xml:space="preserve">2026-10-28</w:t>
       </w:r>
     </w:p>
     <w:tbl>

--- a/docs/docx/module/pop_gen_hwe_questions_only.docx
+++ b/docs/docx/module/pop_gen_hwe_questions_only.docx
@@ -15,7 +15,7 @@
         <w:pStyle w:val="Date"/>
       </w:pPr>
       <w:r>
-        <w:t xml:space="preserve">2026-10-28</w:t>
+        <w:t xml:space="preserve">2026-10-31</w:t>
       </w:r>
     </w:p>
     <w:tbl>
